--- a/tillsyn/A 27057-2026 tillsynsbegäran.docx
+++ b/tillsyn/A 27057-2026 tillsynsbegäran.docx
@@ -394,7 +394,7 @@
     <w:r>
       <w:tab/>
       <w:tab/>
-      <w:t>2026-06-13</w:t>
+      <w:t>2026-06-14</w:t>
       <w:br/>
       <w:br/>
     </w:r>

--- a/tillsyn/A 27057-2026 tillsynsbegäran.docx
+++ b/tillsyn/A 27057-2026 tillsynsbegäran.docx
@@ -394,7 +394,7 @@
     <w:r>
       <w:tab/>
       <w:tab/>
-      <w:t>2026-06-15</w:t>
+      <w:t>2026-06-16</w:t>
       <w:br/>
       <w:br/>
     </w:r>

--- a/tillsyn/A 27057-2026 tillsynsbegäran.docx
+++ b/tillsyn/A 27057-2026 tillsynsbegäran.docx
@@ -394,7 +394,7 @@
     <w:r>
       <w:tab/>
       <w:tab/>
-      <w:t>2026-06-16</w:t>
+      <w:t>2026-06-17</w:t>
       <w:br/>
       <w:br/>
     </w:r>
